--- a/Source/Artifacts/ContractTemplates/Mẫu Contract Placeholder EN- đã gắn placeholder.docx
+++ b/Source/Artifacts/ContractTemplates/Mẫu Contract Placeholder EN- đã gắn placeholder.docx
@@ -218,7 +218,6 @@
           <w:szCs w:val="24"/>
         </w:rPr>
       </w:pPr>
-      <w:proofErr w:type="gramStart"/>
       <w:r>
         <w:rPr>
           <w:rFonts w:ascii="Times New Roman" w:hAnsi="Times New Roman" w:cs="Times New Roman"/>
@@ -226,17 +225,7 @@
           <w:sz w:val="24"/>
           <w:szCs w:val="24"/>
         </w:rPr>
-        <w:t>Số: {{</w:t>
-      </w:r>
-      <w:proofErr w:type="gramEnd"/>
-      <w:r>
-        <w:rPr>
-          <w:rFonts w:ascii="Times New Roman" w:hAnsi="Times New Roman" w:cs="Times New Roman"/>
-          <w:iCs/>
-          <w:sz w:val="24"/>
-          <w:szCs w:val="24"/>
-        </w:rPr>
-        <w:t>CONTRACT_CODE}}</w:t>
+        <w:t>Số: {{CONTRACT_CODE}}</w:t>
       </w:r>
     </w:p>
     <w:p>
@@ -334,7 +323,6 @@
           <w:szCs w:val="24"/>
         </w:rPr>
       </w:pPr>
-      <w:proofErr w:type="gramStart"/>
       <w:r>
         <w:rPr>
           <w:rFonts w:ascii="Times New Roman" w:hAnsi="Times New Roman" w:cs="Times New Roman"/>
@@ -344,43 +332,7 @@
           <w:szCs w:val="24"/>
           <w:lang w:val="en"/>
         </w:rPr>
-        <w:t>Today, {{</w:t>
-      </w:r>
-      <w:proofErr w:type="gramEnd"/>
-      <w:r>
-        <w:rPr>
-          <w:rFonts w:ascii="Times New Roman" w:hAnsi="Times New Roman" w:cs="Times New Roman"/>
-          <w:i/>
-          <w:iCs/>
-          <w:sz w:val="24"/>
-          <w:szCs w:val="24"/>
-          <w:lang w:val="en"/>
-        </w:rPr>
-        <w:t>CONTRACT_DATE_</w:t>
-      </w:r>
-      <w:proofErr w:type="gramStart"/>
-      <w:r>
-        <w:rPr>
-          <w:rFonts w:ascii="Times New Roman" w:hAnsi="Times New Roman" w:cs="Times New Roman"/>
-          <w:i/>
-          <w:iCs/>
-          <w:sz w:val="24"/>
-          <w:szCs w:val="24"/>
-          <w:lang w:val="en"/>
-        </w:rPr>
-        <w:t>EN}},</w:t>
-      </w:r>
-      <w:proofErr w:type="gramEnd"/>
-      <w:r>
-        <w:rPr>
-          <w:rFonts w:ascii="Times New Roman" w:hAnsi="Times New Roman" w:cs="Times New Roman"/>
-          <w:i/>
-          <w:iCs/>
-          <w:sz w:val="24"/>
-          <w:szCs w:val="24"/>
-          <w:lang w:val="en"/>
-        </w:rPr>
-        <w:t xml:space="preserve"> we, consisting of:</w:t>
+        <w:t>Today, {{CONTRACT_DATE_EN}}, we, consisting of:</w:t>
       </w:r>
     </w:p>
     <w:p>
@@ -404,12 +356,9 @@
           <w:sz w:val="24"/>
           <w:szCs w:val="24"/>
         </w:rPr>
-        <w:t>BÊN A: {{CUSTOMER_COMPANY}}</w:t>
-      </w:r>
-    </w:p>
-    <w:p>
-      <w:pPr>
-        <w:spacing w:before="120" w:after="120" w:line="288" w:lineRule="auto"/>
+        <w:t xml:space="preserve">BÊN A: </w:t>
+      </w:r>
+      <w:r>
         <w:rPr>
           <w:rFonts w:ascii="Times New Roman" w:hAnsi="Times New Roman" w:cs="Times New Roman"/>
           <w:b/>
@@ -418,7 +367,8 @@
           <w:sz w:val="24"/>
           <w:szCs w:val="24"/>
         </w:rPr>
-      </w:pPr>
+        <w:t>{{CUSTOMER_</w:t>
+      </w:r>
       <w:r>
         <w:rPr>
           <w:rFonts w:ascii="Times New Roman" w:hAnsi="Times New Roman" w:cs="Times New Roman"/>
@@ -428,9 +378,8 @@
           <w:sz w:val="24"/>
           <w:szCs w:val="24"/>
         </w:rPr>
-        <w:t xml:space="preserve">PARTY </w:t>
-      </w:r>
-      <w:proofErr w:type="gramStart"/>
+        <w:t>COMPANY</w:t>
+      </w:r>
       <w:r>
         <w:rPr>
           <w:rFonts w:ascii="Times New Roman" w:hAnsi="Times New Roman" w:cs="Times New Roman"/>
@@ -440,9 +389,12 @@
           <w:sz w:val="24"/>
           <w:szCs w:val="24"/>
         </w:rPr>
-        <w:t xml:space="preserve">A: </w:t>
-      </w:r>
-      <w:r>
+        <w:t>_NAME}}</w:t>
+      </w:r>
+    </w:p>
+    <w:p>
+      <w:pPr>
+        <w:spacing w:before="120" w:after="120" w:line="288" w:lineRule="auto"/>
         <w:rPr>
           <w:rFonts w:ascii="Times New Roman" w:hAnsi="Times New Roman" w:cs="Times New Roman"/>
           <w:b/>
@@ -451,9 +403,7 @@
           <w:sz w:val="24"/>
           <w:szCs w:val="24"/>
         </w:rPr>
-        <w:t>{{</w:t>
-      </w:r>
-      <w:proofErr w:type="gramEnd"/>
+      </w:pPr>
       <w:r>
         <w:rPr>
           <w:rFonts w:ascii="Times New Roman" w:hAnsi="Times New Roman" w:cs="Times New Roman"/>
@@ -463,7 +413,40 @@
           <w:sz w:val="24"/>
           <w:szCs w:val="24"/>
         </w:rPr>
-        <w:t>CUSTOMER_COMPANY_EN}}</w:t>
+        <w:t xml:space="preserve">PARTY A: </w:t>
+      </w:r>
+      <w:r>
+        <w:rPr>
+          <w:rFonts w:ascii="Times New Roman" w:hAnsi="Times New Roman" w:cs="Times New Roman"/>
+          <w:b/>
+          <w:bCs/>
+          <w:spacing w:val="-6"/>
+          <w:sz w:val="24"/>
+          <w:szCs w:val="24"/>
+        </w:rPr>
+        <w:t>{{CUSTOMER_</w:t>
+      </w:r>
+      <w:r>
+        <w:rPr>
+          <w:rFonts w:ascii="Times New Roman" w:hAnsi="Times New Roman" w:cs="Times New Roman"/>
+          <w:b/>
+          <w:bCs/>
+          <w:spacing w:val="-6"/>
+          <w:sz w:val="24"/>
+          <w:szCs w:val="24"/>
+        </w:rPr>
+        <w:t>COMPANY</w:t>
+      </w:r>
+      <w:r>
+        <w:rPr>
+          <w:rFonts w:ascii="Times New Roman" w:hAnsi="Times New Roman" w:cs="Times New Roman"/>
+          <w:b/>
+          <w:bCs/>
+          <w:spacing w:val="-6"/>
+          <w:sz w:val="24"/>
+          <w:szCs w:val="24"/>
+        </w:rPr>
+        <w:t>_NAME_EN}}</w:t>
       </w:r>
     </w:p>
     <w:tbl>
@@ -590,7 +573,7 @@
                 <w:sz w:val="24"/>
                 <w:szCs w:val="24"/>
               </w:rPr>
-              <w:t>{{CUSTOMER_CONTACT_NAME}}</w:t>
+              <w:t>{{CUSTOMER_REPRESENTATIVE_NAME}}</w:t>
             </w:r>
           </w:p>
         </w:tc>
@@ -677,41 +660,25 @@
                 <w:sz w:val="24"/>
                 <w:szCs w:val="24"/>
               </w:rPr>
-              <w:t>{{CUSTOMER_CONTACT_TITLE}}</w:t>
-            </w:r>
-          </w:p>
-          <w:p>
-            <w:pPr>
-              <w:spacing w:after="0" w:line="288" w:lineRule="auto"/>
-              <w:rPr>
-                <w:rFonts w:ascii="Times New Roman" w:hAnsi="Times New Roman" w:cs="Times New Roman"/>
-                <w:sz w:val="24"/>
-                <w:szCs w:val="24"/>
-              </w:rPr>
-            </w:pPr>
-            <w:r>
-              <w:rPr>
-                <w:rFonts w:ascii="Times New Roman" w:hAnsi="Times New Roman" w:cs="Times New Roman"/>
-                <w:sz w:val="24"/>
-                <w:szCs w:val="24"/>
-              </w:rPr>
-              <w:t>{{CUSTOMER_CONTACT_TITLE</w:t>
-            </w:r>
-            <w:r>
-              <w:rPr>
-                <w:rFonts w:ascii="Times New Roman" w:hAnsi="Times New Roman" w:cs="Times New Roman"/>
-                <w:sz w:val="24"/>
-                <w:szCs w:val="24"/>
-              </w:rPr>
-              <w:t>_EN</w:t>
-            </w:r>
-            <w:r>
-              <w:rPr>
-                <w:rFonts w:ascii="Times New Roman" w:hAnsi="Times New Roman" w:cs="Times New Roman"/>
-                <w:sz w:val="24"/>
-                <w:szCs w:val="24"/>
-              </w:rPr>
-              <w:t>}}</w:t>
+              <w:t>{{CUSTOMER_REPRESENTATIVE_TITLE}}</w:t>
+            </w:r>
+          </w:p>
+          <w:p>
+            <w:pPr>
+              <w:spacing w:after="0" w:line="288" w:lineRule="auto"/>
+              <w:rPr>
+                <w:rFonts w:ascii="Times New Roman" w:hAnsi="Times New Roman" w:cs="Times New Roman"/>
+                <w:sz w:val="24"/>
+                <w:szCs w:val="24"/>
+              </w:rPr>
+            </w:pPr>
+            <w:r>
+              <w:rPr>
+                <w:rFonts w:ascii="Times New Roman" w:hAnsi="Times New Roman" w:cs="Times New Roman"/>
+                <w:sz w:val="24"/>
+                <w:szCs w:val="24"/>
+              </w:rPr>
+              <w:t>{{CUSTOMER_REPRESENTATIVE_TITLE_EN}}</w:t>
             </w:r>
           </w:p>
         </w:tc>
@@ -934,7 +901,15 @@
                 <w:szCs w:val="24"/>
                 <w:lang w:val="pt-BR"/>
               </w:rPr>
-              <w:t>{{CUSTOMER</w:t>
+              <w:t>{{CUSTOMER_</w:t>
+            </w:r>
+            <w:r>
+              <w:rPr>
+                <w:rFonts w:ascii="Times New Roman" w:hAnsi="Times New Roman" w:cs="Times New Roman"/>
+                <w:sz w:val="24"/>
+                <w:szCs w:val="24"/>
+              </w:rPr>
+              <w:t>REPRESENTATIVE</w:t>
             </w:r>
             <w:r>
               <w:rPr>
@@ -943,7 +918,7 @@
                 <w:szCs w:val="24"/>
                 <w:lang w:val="pt-BR"/>
               </w:rPr>
-              <w:t>_CONTACT</w:t>
+              <w:t>_</w:t>
             </w:r>
             <w:r>
               <w:rPr>
@@ -952,7 +927,25 @@
                 <w:szCs w:val="24"/>
                 <w:lang w:val="pt-BR"/>
               </w:rPr>
-              <w:t>_PHONE}}</w:t>
+              <w:t>PHONE</w:t>
+            </w:r>
+            <w:r>
+              <w:rPr>
+                <w:rFonts w:ascii="Times New Roman" w:hAnsi="Times New Roman" w:cs="Times New Roman"/>
+                <w:sz w:val="24"/>
+                <w:szCs w:val="24"/>
+                <w:lang w:val="pt-BR"/>
+              </w:rPr>
+              <w:t>}</w:t>
+            </w:r>
+            <w:r>
+              <w:rPr>
+                <w:rFonts w:ascii="Times New Roman" w:hAnsi="Times New Roman" w:cs="Times New Roman"/>
+                <w:sz w:val="24"/>
+                <w:szCs w:val="24"/>
+                <w:lang w:val="pt-BR"/>
+              </w:rPr>
+              <w:t>}</w:t>
             </w:r>
           </w:p>
         </w:tc>
@@ -1644,9 +1637,8 @@
           <w:szCs w:val="24"/>
           <w:lang w:val="fr-FR"/>
         </w:rPr>
-        <w:t xml:space="preserve">BÊN </w:t>
-      </w:r>
-      <w:proofErr w:type="gramStart"/>
+        <w:t xml:space="preserve">BÊN B: </w:t>
+      </w:r>
       <w:r>
         <w:rPr>
           <w:rFonts w:ascii="Times New Roman" w:hAnsi="Times New Roman" w:cs="Times New Roman"/>
@@ -1656,9 +1648,8 @@
           <w:szCs w:val="24"/>
           <w:lang w:val="fr-FR"/>
         </w:rPr>
-        <w:t>B:</w:t>
-      </w:r>
-      <w:proofErr w:type="gramEnd"/>
+        <w:t>{{</w:t>
+      </w:r>
       <w:r>
         <w:rPr>
           <w:rFonts w:ascii="Times New Roman" w:hAnsi="Times New Roman" w:cs="Times New Roman"/>
@@ -1666,54 +1657,9 @@
           <w:bCs/>
           <w:sz w:val="24"/>
           <w:szCs w:val="24"/>
-          <w:lang w:val="fr-FR"/>
-        </w:rPr>
-        <w:t xml:space="preserve"> </w:t>
-      </w:r>
-      <w:r>
-        <w:rPr>
-          <w:rFonts w:ascii="Times New Roman" w:hAnsi="Times New Roman" w:cs="Times New Roman"/>
-          <w:b/>
-          <w:bCs/>
-          <w:sz w:val="24"/>
-          <w:szCs w:val="24"/>
-          <w:lang w:val="fr-FR"/>
-        </w:rPr>
-        <w:t>{{</w:t>
-      </w:r>
-      <w:r>
-        <w:rPr>
-          <w:rFonts w:ascii="Times New Roman" w:hAnsi="Times New Roman" w:cs="Times New Roman"/>
-          <w:b/>
-          <w:bCs/>
-          <w:sz w:val="24"/>
-          <w:szCs w:val="24"/>
-        </w:rPr>
-        <w:t>PROVIDER_LEGAL_NAME</w:t>
-      </w:r>
-      <w:r>
-        <w:rPr>
-          <w:rFonts w:ascii="Times New Roman" w:hAnsi="Times New Roman" w:cs="Times New Roman"/>
-          <w:b/>
-          <w:bCs/>
-          <w:sz w:val="24"/>
-          <w:szCs w:val="24"/>
-          <w:lang w:val="fr-FR"/>
-        </w:rPr>
-        <w:t>}}</w:t>
-      </w:r>
-    </w:p>
-    <w:p>
-      <w:pPr>
-        <w:spacing w:before="120" w:after="120" w:line="288" w:lineRule="auto"/>
-        <w:rPr>
-          <w:rFonts w:ascii="Times New Roman" w:hAnsi="Times New Roman" w:cs="Times New Roman"/>
-          <w:b/>
-          <w:bCs/>
-          <w:sz w:val="24"/>
-          <w:szCs w:val="24"/>
-        </w:rPr>
-      </w:pPr>
+        </w:rPr>
+        <w:t>PROVIDER_</w:t>
+      </w:r>
       <w:r>
         <w:rPr>
           <w:rFonts w:ascii="Times New Roman" w:hAnsi="Times New Roman" w:cs="Times New Roman"/>
@@ -1723,9 +1669,41 @@
           <w:sz w:val="24"/>
           <w:szCs w:val="24"/>
         </w:rPr>
-        <w:t xml:space="preserve">PARTY </w:t>
-      </w:r>
-      <w:proofErr w:type="gramStart"/>
+        <w:t>COMPANY</w:t>
+      </w:r>
+      <w:r>
+        <w:rPr>
+          <w:rFonts w:ascii="Times New Roman" w:hAnsi="Times New Roman" w:cs="Times New Roman"/>
+          <w:b/>
+          <w:bCs/>
+          <w:sz w:val="24"/>
+          <w:szCs w:val="24"/>
+        </w:rPr>
+        <w:t>_NAME</w:t>
+      </w:r>
+      <w:r>
+        <w:rPr>
+          <w:rFonts w:ascii="Times New Roman" w:hAnsi="Times New Roman" w:cs="Times New Roman"/>
+          <w:b/>
+          <w:bCs/>
+          <w:sz w:val="24"/>
+          <w:szCs w:val="24"/>
+          <w:lang w:val="fr-FR"/>
+        </w:rPr>
+        <w:t>}}</w:t>
+      </w:r>
+    </w:p>
+    <w:p>
+      <w:pPr>
+        <w:spacing w:before="120" w:after="120" w:line="288" w:lineRule="auto"/>
+        <w:rPr>
+          <w:rFonts w:ascii="Times New Roman" w:hAnsi="Times New Roman" w:cs="Times New Roman"/>
+          <w:b/>
+          <w:bCs/>
+          <w:sz w:val="24"/>
+          <w:szCs w:val="24"/>
+        </w:rPr>
+      </w:pPr>
       <w:r>
         <w:rPr>
           <w:rFonts w:ascii="Times New Roman" w:hAnsi="Times New Roman" w:cs="Times New Roman"/>
@@ -1735,7 +1713,7 @@
           <w:sz w:val="24"/>
           <w:szCs w:val="24"/>
         </w:rPr>
-        <w:t xml:space="preserve">B: </w:t>
+        <w:t xml:space="preserve">PARTY B: </w:t>
       </w:r>
       <w:r>
         <w:rPr>
@@ -1746,9 +1724,8 @@
           <w:sz w:val="24"/>
           <w:szCs w:val="24"/>
         </w:rPr>
-        <w:t>{{</w:t>
-      </w:r>
-      <w:proofErr w:type="gramEnd"/>
+        <w:t>{{PROVIDER_</w:t>
+      </w:r>
       <w:r>
         <w:rPr>
           <w:rFonts w:ascii="Times New Roman" w:hAnsi="Times New Roman" w:cs="Times New Roman"/>
@@ -1758,7 +1735,18 @@
           <w:sz w:val="24"/>
           <w:szCs w:val="24"/>
         </w:rPr>
-        <w:t>PROVIDER_LEGAL_NAME_EN}}</w:t>
+        <w:t>COMPANY</w:t>
+      </w:r>
+      <w:r>
+        <w:rPr>
+          <w:rFonts w:ascii="Times New Roman" w:hAnsi="Times New Roman" w:cs="Times New Roman"/>
+          <w:b/>
+          <w:bCs/>
+          <w:spacing w:val="-6"/>
+          <w:sz w:val="24"/>
+          <w:szCs w:val="24"/>
+        </w:rPr>
+        <w:t>_NAME_EN}}</w:t>
       </w:r>
     </w:p>
     <w:tbl>
@@ -2006,6 +1994,7 @@
                 <w:sz w:val="24"/>
                 <w:szCs w:val="24"/>
               </w:rPr>
+              <w:lastRenderedPageBreak/>
               <w:t>Địa</w:t>
             </w:r>
             <w:r>
@@ -2041,7 +2030,6 @@
                 <w:sz w:val="24"/>
                 <w:szCs w:val="24"/>
               </w:rPr>
-              <w:lastRenderedPageBreak/>
               <w:t>Address</w:t>
             </w:r>
           </w:p>
@@ -2065,7 +2053,6 @@
                 <w:sz w:val="24"/>
                 <w:szCs w:val="24"/>
               </w:rPr>
-              <w:lastRenderedPageBreak/>
               <w:t>:</w:t>
             </w:r>
           </w:p>
@@ -2108,7 +2095,6 @@
                 <w:sz w:val="24"/>
                 <w:szCs w:val="24"/>
               </w:rPr>
-              <w:lastRenderedPageBreak/>
               <w:t>{{PROVIDER_ADDRESS_EN}}</w:t>
             </w:r>
           </w:p>
@@ -2134,7 +2120,6 @@
                 <w:sz w:val="24"/>
                 <w:szCs w:val="24"/>
               </w:rPr>
-              <w:lastRenderedPageBreak/>
               <w:t>Điện</w:t>
             </w:r>
             <w:r>
@@ -2234,23 +2219,13 @@
                 <w:szCs w:val="24"/>
               </w:rPr>
             </w:pPr>
-            <w:proofErr w:type="gramStart"/>
-            <w:r>
-              <w:rPr>
-                <w:rFonts w:ascii="Times New Roman" w:hAnsi="Times New Roman" w:cs="Times New Roman"/>
-                <w:sz w:val="24"/>
-                <w:szCs w:val="24"/>
-              </w:rPr>
-              <w:t>Fax: {{</w:t>
-            </w:r>
-            <w:proofErr w:type="gramEnd"/>
-            <w:r>
-              <w:rPr>
-                <w:rFonts w:ascii="Times New Roman" w:hAnsi="Times New Roman" w:cs="Times New Roman"/>
-                <w:sz w:val="24"/>
-                <w:szCs w:val="24"/>
-              </w:rPr>
-              <w:t>PROVIDER_FAX}}</w:t>
+            <w:r>
+              <w:rPr>
+                <w:rFonts w:ascii="Times New Roman" w:hAnsi="Times New Roman" w:cs="Times New Roman"/>
+                <w:sz w:val="24"/>
+                <w:szCs w:val="24"/>
+              </w:rPr>
+              <w:t>Fax: {{PROVIDER_FAX}}</w:t>
             </w:r>
           </w:p>
         </w:tc>
@@ -2804,9 +2779,8 @@
           <w:szCs w:val="24"/>
           <w:lang w:val="fr-FR"/>
         </w:rPr>
-        <w:t xml:space="preserve">Here, the two parties agree to enter into a contract with the following specific </w:t>
-      </w:r>
-      <w:proofErr w:type="gramStart"/>
+        <w:t>Here, the two parties agree to enter into a contract with the following specific terms</w:t>
+      </w:r>
       <w:r>
         <w:rPr>
           <w:rFonts w:ascii="Times New Roman" w:hAnsi="Times New Roman" w:cs="Times New Roman"/>
@@ -2816,20 +2790,8 @@
           <w:szCs w:val="24"/>
           <w:lang w:val="fr-FR"/>
         </w:rPr>
-        <w:t>terms</w:t>
-      </w:r>
-      <w:r>
-        <w:rPr>
-          <w:rFonts w:ascii="Times New Roman" w:hAnsi="Times New Roman" w:cs="Times New Roman"/>
-          <w:i/>
-          <w:iCs/>
-          <w:sz w:val="24"/>
-          <w:szCs w:val="24"/>
-          <w:lang w:val="fr-FR"/>
-        </w:rPr>
         <w:t>:</w:t>
       </w:r>
-      <w:proofErr w:type="gramEnd"/>
     </w:p>
     <w:p>
       <w:pPr>
@@ -3039,33 +3001,15 @@
           <w:sz w:val="24"/>
           <w:szCs w:val="24"/>
         </w:rPr>
-        <w:t xml:space="preserve">In </w:t>
-      </w:r>
-      <w:proofErr w:type="gramStart"/>
-      <w:r>
-        <w:rPr>
-          <w:rFonts w:ascii="Times New Roman" w:hAnsi="Times New Roman" w:cs="Times New Roman"/>
-          <w:sz w:val="24"/>
-          <w:szCs w:val="24"/>
-        </w:rPr>
-        <w:t xml:space="preserve">words: </w:t>
-      </w:r>
-      <w:r>
-        <w:rPr>
-          <w:rFonts w:ascii="Times New Roman" w:hAnsi="Times New Roman" w:cs="Times New Roman"/>
-          <w:sz w:val="24"/>
-          <w:szCs w:val="24"/>
-        </w:rPr>
-        <w:t>{{</w:t>
-      </w:r>
-      <w:proofErr w:type="gramEnd"/>
-      <w:r>
-        <w:rPr>
-          <w:rFonts w:ascii="Times New Roman" w:hAnsi="Times New Roman" w:cs="Times New Roman"/>
-          <w:sz w:val="24"/>
-          <w:szCs w:val="24"/>
-        </w:rPr>
-        <w:t>CONTRACT_TOTAL_AMOUNT_IN_WORDS_EN}}</w:t>
+        <w:t xml:space="preserve">In words: </w:t>
+      </w:r>
+      <w:r>
+        <w:rPr>
+          <w:rFonts w:ascii="Times New Roman" w:hAnsi="Times New Roman" w:cs="Times New Roman"/>
+          <w:sz w:val="24"/>
+          <w:szCs w:val="24"/>
+        </w:rPr>
+        <w:t>{{CONTRACT_TOTAL_AMOUNT_IN_WORDS_EN}}</w:t>
       </w:r>
     </w:p>
     <w:p>
@@ -5279,7 +5223,6 @@
   <w:style w:type="character" w:default="1" w:styleId="DefaultParagraphFont">
     <w:name w:val="Default Paragraph Font"/>
     <w:uiPriority w:val="1"/>
-    <w:semiHidden/>
     <w:unhideWhenUsed/>
   </w:style>
   <w:style w:type="table" w:default="1" w:styleId="TableNormal">
